--- a/output_receita_federal/parecer_normativo_cst/documents/pn_cst_38_nodate.docx
+++ b/output_receita_federal/parecer_normativo_cst/documents/pn_cst_38_nodate.docx
@@ -15,16 +15,31 @@
         <w:t xml:space="preserve">Imposto Sobe a Renda e Proventos de Qualquer Natureza </w:t>
       </w:r>
       <w:r>
+        <w:br/>
+      </w:r>
+      <w:r>
         <w:t xml:space="preserve">1.24.20.25 - Rendimentos Distribuídos pelas Pessoas Jurídicas ou pelas Empresas Individuais </w:t>
+      </w:r>
+      <w:r>
+        <w:br/>
       </w:r>
       <w:r>
         <w:t xml:space="preserve">2.08.30.00 - Isenção das Sociedades Cooperativas </w:t>
       </w:r>
       <w:r>
+        <w:br/>
+      </w:r>
+      <w:r>
         <w:t xml:space="preserve">2.16.25.00 - Lucro Arbitrado </w:t>
       </w:r>
       <w:r>
+        <w:br/>
+      </w:r>
+      <w:r>
         <w:t xml:space="preserve">Não estão cobertos pela não-incidência os resultados obtidos por sociedades cooperativas em operações diversas de ato cooperativo. </w:t>
+      </w:r>
+      <w:r>
+        <w:br/>
       </w:r>
       <w:r>
         <w:t>A base de cálculo do imposto de renda será determinada segundo escrituração contábil que apresente destaque das receitas tributáveis e dos correspondentes custos, despesas e encargos, e, na sua falta, mediante arbitramento, em conformidade com os critérios facultados pelo Decreto-Lei nº 1.648/78 e respectivas normas regulamentares.</w:t>
@@ -142,7 +157,7 @@
     </w:p>
     <w:p>
       <w:r>
-        <w:t>A execução das operações previstas nos artigos 85 e 86 da Lei nº 5.764 está regulada pela Resolução nº 01, de 04 de setembro de 1972, do Conselho Nacional de Cooperativismo (D.O. de 15.09.72 e alt. D.O. de 26.02.73), órgão ao qual as cooperativas estão subordinadas normativamente (art. 103), a qual admite apenas duas opções: 1a) - realizá-las em base que não supere a 30% do maior montante das transações realizadas nos três últimos exercícios, ou 2a) - em base que não supere 100% do mesmo montante. Na primeira hipótese, essa opção será comunicada à Secretaria Executiva do CNC juntamente com "cópia da comunicação expedida à Delegacia da Receita Federal, assinalando a decisão de operar com terceiros"; na segunda, a opção só poderá ser posta em prática após obtenção de prévia e expressa autorização daquela Secretaria do CNC.</w:t>
+        <w:t>A execução das operações previstas nos artigos 85 e 86 da Lei nº 5.764 está regulada pela Resolução nº 01, de 04 de setembro de 1972, do Conselho Nacional de Cooperativismo (D.O. de 15.09.72 e alt. D.O. de 26.02.73), órgão ao qual as cooperativas estão subordinadas normativamente (art. 103), a qual admite apenas duas opções: 1ª) - realizá-las em base que não supere a 30% do maior montante das transações realizadas nos três últimos exercícios, ou 2ª) - em base que não supere 100% do mesmo montante. Na primeira hipótese, essa opção será comunicada à Secretaria Executiva do CNC juntamente com "cópia da comunicação expedida à Delegacia da Receita Federal, assinalando a decisão de operar com terceiros"; na segunda, a opção só poderá ser posta em prática após obtenção de prévia e expressa autorização daquela Secretaria do CNC.</w:t>
       </w:r>
     </w:p>
     <w:p>
@@ -271,8 +286,42 @@
       </w:r>
     </w:p>
     <w:p>
+      <w:pPr>
+        <w:jc w:val="center"/>
+      </w:pPr>
       <w:r>
-        <w:t>Figura 1</w:t>
+        <w:drawing>
+          <wp:inline xmlns:a="http://schemas.openxmlformats.org/drawingml/2006/main" xmlns:pic="http://schemas.openxmlformats.org/drawingml/2006/picture">
+            <wp:extent cx="649224" cy="243271"/>
+            <wp:docPr id="1" name="Picture 1"/>
+            <wp:cNvGraphicFramePr>
+              <a:graphicFrameLocks noChangeAspect="1"/>
+            </wp:cNvGraphicFramePr>
+            <a:graphic>
+              <a:graphicData uri="http://schemas.openxmlformats.org/drawingml/2006/picture">
+                <pic:pic>
+                  <pic:nvPicPr>
+                    <pic:cNvPr id="0" name="image.jpg"/>
+                    <pic:cNvPicPr/>
+                  </pic:nvPicPr>
+                  <pic:blipFill>
+                    <a:blip r:embed="rId9"/>
+                    <a:stretch>
+                      <a:fillRect/>
+                    </a:stretch>
+                  </pic:blipFill>
+                  <pic:spPr>
+                    <a:xfrm>
+                      <a:off x="0" y="0"/>
+                      <a:ext cx="649224" cy="243271"/>
+                    </a:xfrm>
+                    <a:prstGeom prst="rect"/>
+                  </pic:spPr>
+                </pic:pic>
+              </a:graphicData>
+            </a:graphic>
+          </wp:inline>
+        </w:drawing>
       </w:r>
     </w:p>
     <w:p>
@@ -296,8 +345,42 @@
       </w:r>
     </w:p>
     <w:p>
+      <w:pPr>
+        <w:jc w:val="center"/>
+      </w:pPr>
       <w:r>
-        <w:t>Figura 2</w:t>
+        <w:drawing>
+          <wp:inline xmlns:a="http://schemas.openxmlformats.org/drawingml/2006/main" xmlns:pic="http://schemas.openxmlformats.org/drawingml/2006/picture">
+            <wp:extent cx="649224" cy="111752"/>
+            <wp:docPr id="2" name="Picture 2"/>
+            <wp:cNvGraphicFramePr>
+              <a:graphicFrameLocks noChangeAspect="1"/>
+            </wp:cNvGraphicFramePr>
+            <a:graphic>
+              <a:graphicData uri="http://schemas.openxmlformats.org/drawingml/2006/picture">
+                <pic:pic>
+                  <pic:nvPicPr>
+                    <pic:cNvPr id="0" name="image.jpg"/>
+                    <pic:cNvPicPr/>
+                  </pic:nvPicPr>
+                  <pic:blipFill>
+                    <a:blip r:embed="rId10"/>
+                    <a:stretch>
+                      <a:fillRect/>
+                    </a:stretch>
+                  </pic:blipFill>
+                  <pic:spPr>
+                    <a:xfrm>
+                      <a:off x="0" y="0"/>
+                      <a:ext cx="649224" cy="111752"/>
+                    </a:xfrm>
+                    <a:prstGeom prst="rect"/>
+                  </pic:spPr>
+                </pic:pic>
+              </a:graphicData>
+            </a:graphic>
+          </wp:inline>
+        </w:drawing>
       </w:r>
     </w:p>
     <w:p>
@@ -306,8 +389,42 @@
       </w:r>
     </w:p>
     <w:p>
+      <w:pPr>
+        <w:jc w:val="center"/>
+      </w:pPr>
       <w:r>
-        <w:t>Figura 3</w:t>
+        <w:drawing>
+          <wp:inline xmlns:a="http://schemas.openxmlformats.org/drawingml/2006/main" xmlns:pic="http://schemas.openxmlformats.org/drawingml/2006/picture">
+            <wp:extent cx="649224" cy="64922"/>
+            <wp:docPr id="3" name="Picture 3"/>
+            <wp:cNvGraphicFramePr>
+              <a:graphicFrameLocks noChangeAspect="1"/>
+            </wp:cNvGraphicFramePr>
+            <a:graphic>
+              <a:graphicData uri="http://schemas.openxmlformats.org/drawingml/2006/picture">
+                <pic:pic>
+                  <pic:nvPicPr>
+                    <pic:cNvPr id="0" name="image.jpg"/>
+                    <pic:cNvPicPr/>
+                  </pic:nvPicPr>
+                  <pic:blipFill>
+                    <a:blip r:embed="rId11"/>
+                    <a:stretch>
+                      <a:fillRect/>
+                    </a:stretch>
+                  </pic:blipFill>
+                  <pic:spPr>
+                    <a:xfrm>
+                      <a:off x="0" y="0"/>
+                      <a:ext cx="649224" cy="64922"/>
+                    </a:xfrm>
+                    <a:prstGeom prst="rect"/>
+                  </pic:spPr>
+                </pic:pic>
+              </a:graphicData>
+            </a:graphic>
+          </wp:inline>
+        </w:drawing>
       </w:r>
     </w:p>
     <w:p>
@@ -331,8 +448,42 @@
       </w:r>
     </w:p>
     <w:p>
+      <w:pPr>
+        <w:jc w:val="center"/>
+      </w:pPr>
       <w:r>
-        <w:t>Figura 4</w:t>
+        <w:drawing>
+          <wp:inline xmlns:a="http://schemas.openxmlformats.org/drawingml/2006/main" xmlns:pic="http://schemas.openxmlformats.org/drawingml/2006/picture">
+            <wp:extent cx="649224" cy="48091"/>
+            <wp:docPr id="4" name="Picture 4"/>
+            <wp:cNvGraphicFramePr>
+              <a:graphicFrameLocks noChangeAspect="1"/>
+            </wp:cNvGraphicFramePr>
+            <a:graphic>
+              <a:graphicData uri="http://schemas.openxmlformats.org/drawingml/2006/picture">
+                <pic:pic>
+                  <pic:nvPicPr>
+                    <pic:cNvPr id="0" name="image.jpg"/>
+                    <pic:cNvPicPr/>
+                  </pic:nvPicPr>
+                  <pic:blipFill>
+                    <a:blip r:embed="rId12"/>
+                    <a:stretch>
+                      <a:fillRect/>
+                    </a:stretch>
+                  </pic:blipFill>
+                  <pic:spPr>
+                    <a:xfrm>
+                      <a:off x="0" y="0"/>
+                      <a:ext cx="649224" cy="48091"/>
+                    </a:xfrm>
+                    <a:prstGeom prst="rect"/>
+                  </pic:spPr>
+                </pic:pic>
+              </a:graphicData>
+            </a:graphic>
+          </wp:inline>
+        </w:drawing>
       </w:r>
     </w:p>
     <w:p>
@@ -405,6 +556,9 @@
         <w:t xml:space="preserve">CARLOS ERVINO GULYAS </w:t>
       </w:r>
       <w:r>
+        <w:br/>
+      </w:r>
+      <w:r>
         <w:t>Fiscal de Tributos Federais</w:t>
       </w:r>
     </w:p>
@@ -446,6 +600,9 @@
     <w:p>
       <w:r>
         <w:t xml:space="preserve">JIMIR S. DONIAK </w:t>
+      </w:r>
+      <w:r>
+        <w:br/>
       </w:r>
       <w:r>
         <w:t>Coordenador do Sistema de Tributação</w:t>
